--- a/templates/response-letter-reference.docx
+++ b/templates/response-letter-reference.docx
@@ -1304,8 +1304,6 @@
     <w:rPr>
       <w:rFonts w:ascii="Arial" w:hAnsi="Arial" w:cs="Arial"/>
       <w:b/>
-      <w:sz w:val="22"/>
-      <w:szCs w:val="22"/>
       <w:color w:val="1F3A5F"/>
     </w:rPr>
   </w:style>
@@ -1317,8 +1315,6 @@
     <w:rPr>
       <w:rFonts w:ascii="Arial" w:hAnsi="Arial" w:cs="Arial"/>
       <w:b/>
-      <w:sz w:val="22"/>
-      <w:szCs w:val="22"/>
       <w:color w:val="1F3A5F"/>
     </w:rPr>
   </w:style>

--- a/templates/response-letter-reference.docx
+++ b/templates/response-letter-reference.docx
@@ -1294,6 +1294,20 @@
     <w:rPr>
       <w:sz w:val="20"/>
       <w:szCs w:val="20"/>
+    </w:rPr>
+  </w:style>
+  <w:style w:type="paragraph" w:customStyle="1" w:styleId="TableNote">
+    <w:name w:val="Table Note"/>
+    <w:basedOn w:val="Normal"/>
+    <w:next w:val="Normal"/>
+    <w:qFormat/>
+    <w:pPr>
+      <w:spacing w:before="60" w:after="200" w:line="240" w:lineRule="auto"/>
+      <w:jc w:val="left"/>
+    </w:pPr>
+    <w:rPr>
+      <w:sz w:val="18"/>
+      <w:szCs w:val="18"/>
     </w:rPr>
   </w:style>
   <w:style w:type="character" w:customStyle="1" w:styleId="RCLabel">
